--- a/docs/word/Plan de trabajo - Propuesta tecnológica.docx
+++ b/docs/word/Plan de trabajo - Propuesta tecnológica.docx
@@ -499,7 +499,7 @@
                 <w:sz w:val="20"/>
                 <w:lang w:eastAsia="es-EC"/>
               </w:rPr>
-              <w:t>Sistema Web Para La Gestión Del Ciclo De Vida De La Documentación Curricular Docente En Instituciones De Educación Superior</w:t>
+              <w:t>Sistema Web de Gestión Curricular para el Programa de Estudio de la Asignatura del Instituto Superior Tecnológico Mayor Pedro Traversari</w:t>
             </w:r>
           </w:p>
         </w:tc>
@@ -853,7 +853,7 @@
               <w:rPr>
                 <w:rFonts w:ascii="Arial" w:hAnsi="Arial" w:cs="Arial"/>
               </w:rPr>
-              <w:t xml:space="preserve">A nivel local, los institutos de educación superior carecen de herramientas que gestionen el ciclo completo del Programa de Estudio de la Asignatura integrado con sus sistemas académicos institucionales, por lo que este trabajo se constituye en un referente para la digitalización institucional, tomando como referencia experiencias similares </w:t>
+              <w:t xml:space="preserve">A nivel local, el Instituto Superior Tecnológico Mayor Pedro Traversari (ISTPET) carece de una herramienta web que gestione el ciclo completo del Programa de Estudio de la Asignatura integrado en modo de solo lectura con su sistema de gestión académica institucional (SIGAFI), por lo que este trabajo se constituye en un referente para la digitalización institucional, tomando como referencia experiencias similares </w:t>
             </w:r>
             <w:r>
               <w:rPr>
@@ -969,7 +969,7 @@
               <w:rPr>
                 <w:rFonts w:ascii="Arial" w:hAnsi="Arial" w:cs="Arial"/>
               </w:rPr>
-              <w:t>En las instituciones de educación superior, la gestión de la documentación curricular docente se realiza tradicionalmente mediante procesadores de texto individuales y carpetas compartidas. Esta manualidad genera serios inconvenientes en el aseguramiento de la calidad académica.</w:t>
+              <w:t>En el Instituto Superior Tecnológico Mayor Pedro Traversari (ISTPET), la gestión del Programa de Estudio de la Asignatura (PEA) como instrumento microcurricular se realiza tradicionalmente mediante procesadores de texto individuales y carpetas compartidas. Esta manualidad genera serios inconvenientes en el aseguramiento de la calidad académica.</w:t>
             </w:r>
           </w:p>
           <w:p>
@@ -1843,14 +1843,7 @@
               <w:rPr>
                 <w:rFonts w:ascii="Arial" w:hAnsi="Arial" w:cs="Arial"/>
               </w:rPr>
-              <w:t xml:space="preserve">Desarrollar un sistema web para la gestión del ciclo de vida de la documentación curricular docente en instituciones de educación superior, abarcando la elaboración del </w:t>
-            </w:r>
-            <w:r>
-              <w:rPr>
-                <w:rFonts w:ascii="Arial" w:hAnsi="Arial" w:cs="Arial"/>
-              </w:rPr>
-              <w:lastRenderedPageBreak/>
-              <w:t>Programa de Estudio de la Asignatura (PEA), validando la correspondencia de horas y créditos curriculares, generando una documentación docente acorde a los formatos institucionales oficiales.</w:t>
+              <w:t>Desarrollar un sistema web de gestión curricular para el Programa de Estudio de la Asignatura del Instituto Superior Tecnológico Mayor Pedro Traversari, mediante el registro inalterable y versionado de fuentes externas como referencia, su vinculación con los instrumentos institucionales y la integración de solo lectura con el sistema de gestión académica (SIGAFI), implementando de forma completa la elaboración, revisión, aprobación y emisión del documento oficial.</w:t>
             </w:r>
           </w:p>
         </w:tc>
@@ -5347,7 +5340,7 @@
               <w:rPr>
                 <w:rFonts w:ascii="Arial" w:hAnsi="Arial" w:cs="Arial"/>
               </w:rPr>
-              <w:t xml:space="preserve">El desarrollo del sistema web permitirá gestionar el ciclo de vida de la documentación curricular docente de la institución, reduciendo los tiempos de elaboración del Programa de Estudio de la Asignatura (PEA). </w:t>
+              <w:t xml:space="preserve">El desarrollo del sistema web de gestión curricular permitirá optimizar y estandarizar la elaboración, validación y aprobación del Programa de Estudio de la Asignatura (PEA) en el Instituto Superior Tecnológico Mayor Pedro Traversari. </w:t>
             </w:r>
           </w:p>
           <w:p>
